--- a/AI_Agents_and_Advanced_Fine_Tuning_Bootcamp/Class_Notes/Week_04_prompt_engineering_and_optimization_Notes.docx
+++ b/AI_Agents_and_Advanced_Fine_Tuning_Bootcamp/Class_Notes/Week_04_prompt_engineering_and_optimization_Notes.docx
@@ -22,7 +22,7 @@
           <w:color w:val="333333"/>
           <w:sz w:val="28"/>
         </w:rPr>
-        <w:t>From CO-STAR to DSPy, GEPA, TextGrad, and ORPO</w:t>
+        <w:t>From CO-STAR to DSPy, GEPA, TextGrad, and OPRO</w:t>
       </w:r>
     </w:p>
     <w:p>
@@ -32,7 +32,7 @@
           <w:color w:val="333333"/>
           <w:sz w:val="22"/>
         </w:rPr>
-        <w:t>Main session date: Sunday, June 28, 2026</w:t>
+        <w:t>Main session date: Sunday, October 25, 2026</w:t>
       </w:r>
     </w:p>
     <w:p>
@@ -68,7 +68,7 @@
           <w:color w:val="333333"/>
           <w:sz w:val="22"/>
         </w:rPr>
-        <w:t>We treat prompts as programs that can be compiled. Start with hand-crafted prompts (CO-STAR, few-shot, refusal). Then move to automatic optimization with DSPy. Then to evolutionary approaches (GEPA, TextGrad, ORPO) that search a much larger space.</w:t>
+        <w:t>We treat prompts as programs that can be compiled. Start with hand-crafted prompts (CO-STAR, few-shot, refusal). Then move to automatic optimization with DSPy. Then to evolutionary approaches (GEPA, TextGrad, OPRO) that search a much larger space.</w:t>
       </w:r>
     </w:p>
     <w:p>
@@ -423,7 +423,7 @@
           <w:color w:val="1E2761"/>
           <w:sz w:val="26"/>
         </w:rPr>
-        <w:t>6. Evolutionary methods: GEPA, TextGrad, ORPO</w:t>
+        <w:t>6. Prompt optimizers: GEPA, TextGrad, OPRO</w:t>
       </w:r>
     </w:p>
     <w:p>
@@ -432,7 +432,7 @@
           <w:color w:val="333333"/>
           <w:sz w:val="22"/>
         </w:rPr>
-        <w:t>GEPA is genetic with reflection: an LLM critiques each candidate before mutation. TextGrad treats text as a tensor and uses a critic LLM as the gradient. ORPO unifies preference optimization with reference-free training. Each fits a different stage of the lifecycle: GEPA for exploration, TextGrad for refinement, ORPO for direct preference data.</w:t>
+        <w:t>GEPA is genetic with reflection: an LLM critiques each candidate before mutation. TextGrad treats text as a tensor and uses a critic LLM as the gradient. OPRO uses an LLM as the optimizer: it reads the trajectory of prior prompts and their scores, then proposes better prompts. Each fits a different stage of the lifecycle: GEPA for exploration, TextGrad for refinement, OPRO for iterative scored search. A note on naming: ORPO unifies preference optimization with reference-free training, but ORPO itself is a preference fine-tuning method (weights, not prompts); it pairs with DPO in Week 6.</w:t>
       </w:r>
     </w:p>
     <w:p>
@@ -552,7 +552,7 @@
           <w:color w:val="333333"/>
           <w:sz w:val="24"/>
         </w:rPr>
-        <w:t>6. GEPA, TextGrad, and ORPO</w:t>
+        <w:t>6. Prompt optimizers: GEPA, TextGrad, OPRO</w:t>
       </w:r>
     </w:p>
     <w:p>
@@ -561,7 +561,7 @@
           <w:color w:val="333333"/>
           <w:sz w:val="22"/>
         </w:rPr>
-        <w:t>GEPA is genetic with reflection. TextGrad treats text as a tensor and uses a critic LLM as the gradient. ORPO unifies preference optimization with reference-free training. Each fits a different stage.</w:t>
+        <w:t>GEPA is genetic with reflection. TextGrad treats text as a tensor and uses a critic LLM as the gradient. OPRO uses an LLM as the optimizer: it reads the trajectory of prior prompts and their scores, then proposes better prompts. Each fits a different stage. Do not confuse OPRO with ORPO, which unifies preference optimization with reference-free training; ORPO is a preference fine-tuning method (weights, not prompts) and pairs with DPO in Week 6.</w:t>
       </w:r>
     </w:p>
     <w:p>
